--- a/eng/docx/35.content.docx
+++ b/eng/docx/35.content.docx
@@ -19,7 +19,7 @@
         <w:rPr>
           <w:lang w:val="en_US" w:bidi="en_US"/>
         </w:rPr>
-        <w:t>Resource: Study Notes - Book Intros (Tyndale)</w:t>
+        <w:t>Resource: Tyndale Open Study Notes</w:t>
       </w:r>
       <w:r>
         <w:rPr>
@@ -112,7 +112,7 @@
         <w:rPr>
           <w:lang w:val="en_US" w:bidi="en_US"/>
         </w:rPr>
-        <w:t>Study Notes - Book Intros (Tyndale)</w:t>
+        <w:t>Tyndale Open Study Notes</w:t>
       </w:r>
     </w:p>
     <w:p>

--- a/eng/docx/35.content.docx
+++ b/eng/docx/35.content.docx
@@ -231,18 +231,7 @@
         <w:rPr>
           <w:lang w:val="en_US" w:bidi="en_US"/>
         </w:rPr>
-        <w:t>“Why do you allow injustice?” Habakkuk asked God. “Why do you tolerate evil?” God did not answer Habakkuk’s questions directly. Instead, much as he did with Job, God gave Habakkuk a vision of his deity. Whether or not the prophet understood God’s ways, he could safely trust him. Habakkuk’s questions echo in the hearts of all God-fearing people. The book of Habakkuk does not offer easy answers to the problem of evil in the world. Instead, it gives sound reasons to exercise faith in the sovereign, holy, and just God, who will ultimately bring justice to his world.</w:t>
-      </w:r>
-    </w:p>
-    <w:p>
-      <w:pPr>
-        <w:pStyle w:val="Heading2"/>
-      </w:pPr>
-      <w:r>
-        <w:rPr>
-          <w:lang w:val="en_US" w:bidi="en_US"/>
-        </w:rPr>
-        <w:t>Setting</w:t>
+        <w:t>“Why do you allow injustice?” Habakkuk asked God. “Why do you allow evil?” God did not answer Habakkuk’s questions directly. Instead, as God did with Job, God showed Habakkuk his divine power and character. The prophet may not have understood God’s ways, but he could still trust God.</w:t>
       </w:r>
     </w:p>
     <w:p>
@@ -256,7 +245,18 @@
         <w:rPr>
           <w:lang w:val="en_US" w:bidi="en_US"/>
         </w:rPr>
-        <w:t>Habakkuk lived during a time when Judah had long been under the power of Assyria. The Assyrian Empire had engulfed most of the ancient Near East, from Mesopotamia to the Egyptian capital city of Thebes. But by Habakkuk’s day (late 600s BC), Assyria was showing signs of weakness that would ultimately spell its doom. After finishing military campaigns in the mid 640s BC, the Assyrian king Ashurbanipal became preoccupied with literary and artistic pursuits. His growing inattention to the administration of his empire brought weakness abroad and uprisings within.</w:t>
+        <w:t>Habakkuk’s questions are still important for people who honor God. The book of Habakkuk does not give easy answers to the problem of evil in the world. Instead, it gives strong reasons to trust the sovereign, holy, and just God. Sovereign means that God rules over all things. In the end, God will bring justice to his world.</w:t>
+      </w:r>
+    </w:p>
+    <w:p>
+      <w:pPr>
+        <w:pStyle w:val="Heading2"/>
+      </w:pPr>
+      <w:r>
+        <w:rPr>
+          <w:lang w:val="en_US" w:bidi="en_US"/>
+        </w:rPr>
+        <w:t>Setting</w:t>
       </w:r>
     </w:p>
     <w:p>
@@ -270,7 +270,7 @@
         <w:rPr>
           <w:lang w:val="en_US" w:bidi="en_US"/>
         </w:rPr>
-        <w:t>At Ashurbanipal’s death, Assyria was faced with a new threat. In Babylon, King Nabopolassar (626–605 BC) proclaimed his independence from Assyria and laid the foundation for a Neo-Babylonian empire that would last for nearly a century (626–539 BC). Nabopolassar conquered one after another of Assyria’s principal cities. The capital city of Nineveh fell in 612 BC, and the remaining Assyrian forces were subsequently defeated at Haran (609 BC) and Carchemish (605 BC).</w:t>
+        <w:t>Habakkuk lived when the kingdom of Judah had been under Assyria’s power for many years. The Assyrian Empire had taken control of most of the ancient Near East. This area reached from Mesopotamia to Thebes, the capital city of Egypt.</w:t>
       </w:r>
     </w:p>
     <w:p>
@@ -284,7 +284,7 @@
         <w:rPr>
           <w:lang w:val="en_US" w:bidi="en_US"/>
         </w:rPr>
-        <w:t>When Nabopolassar’s son Nebuchadnezzar II (605–562 BC) succeeded him, his empire extended over vast portions of the ancient Near East. Nebuchadnezzar launched a series of campaigns against the kingdom of Judah, successfully attacking Jerusalem on three occasions and carrying many of its people into slavery. The last of these attacks (586 BC) resulted in the final overthrow of the kingdom of Judah.</w:t>
+        <w:t>By Habakkuk's time, in the late 600s BC, Assyria was becoming weak. This weakness would finally lead to its fall. After Assyria’s military campaigns in the mid-640s BC, King Ashurbanipal turned much of his attention to literature and art. He paid less attention to ruling his empire. This made Assyria weaker in other lands and led to uprisings within the empire.</w:t>
       </w:r>
     </w:p>
     <w:p>
@@ -298,7 +298,77 @@
         <w:rPr>
           <w:lang w:val="en_US" w:bidi="en_US"/>
         </w:rPr>
-        <w:t xml:space="preserve">Except for the final years of the godly king Josiah (640–609 BC), violence and injustice characterized Judean society from the evil reign of Manasseh (697–642 BC) to the fall of Jerusalem (586 BC). In many ways Manasseh was the opposite of his godly father, Hezekiah (see </w:t>
+        <w:t>After Ashurbanipal died, Assyria faced a new threat. In Babylon, King Nabopolassar ruled from 626 to 605 BC. He declared that Babylon was free from Assyria’s control. He also began the Neo-Babylonian Empire, which lasted almost 100 years, from 626 to 539 BC.</w:t>
+      </w:r>
+    </w:p>
+    <w:p>
+      <w:pPr/>
+      <w:r>
+        <w:rPr>
+          <w:lang w:val="en_US" w:bidi="en_US"/>
+        </w:rPr>
+      </w:r>
+      <w:r>
+        <w:rPr>
+          <w:lang w:val="en_US" w:bidi="en_US"/>
+        </w:rPr>
+        <w:t>Nabopolassar conquered Assyria’s most important cities one by one. Nineveh, Assyria’s capital city, fell in 612 BC. The rest of the Assyrian army was later defeated at Haran in 609 BC and at Carchemish in 605 BC.</w:t>
+      </w:r>
+    </w:p>
+    <w:p>
+      <w:pPr/>
+      <w:r>
+        <w:rPr>
+          <w:lang w:val="en_US" w:bidi="en_US"/>
+        </w:rPr>
+      </w:r>
+      <w:r>
+        <w:rPr>
+          <w:lang w:val="en_US" w:bidi="en_US"/>
+        </w:rPr>
+        <w:t>When Nabopolassar’s son Nebuchadnezzar II became king, his empire controlled large parts of the ancient Near East. He ruled from 605 to 562 BC.</w:t>
+      </w:r>
+    </w:p>
+    <w:p>
+      <w:pPr/>
+      <w:r>
+        <w:rPr>
+          <w:lang w:val="en_US" w:bidi="en_US"/>
+        </w:rPr>
+      </w:r>
+      <w:r>
+        <w:rPr>
+          <w:lang w:val="en_US" w:bidi="en_US"/>
+        </w:rPr>
+        <w:t>Nebuchadnezzar attacked the kingdom of Judah several times. He attacked Jerusalem three times and took many of its people away as prisoners. The last attack, in 586 BC, brought the kingdom of Judah to an end.</w:t>
+      </w:r>
+    </w:p>
+    <w:p>
+      <w:pPr/>
+      <w:r>
+        <w:rPr>
+          <w:lang w:val="en_US" w:bidi="en_US"/>
+        </w:rPr>
+      </w:r>
+      <w:r>
+        <w:rPr>
+          <w:lang w:val="en_US" w:bidi="en_US"/>
+        </w:rPr>
+        <w:t>Except for the last years of the good king Josiah, who ruled from 640 to 609 BC, Judah was marked by violence and injustice. This began during the evil rule of Manasseh, from 697 to 642 BC, and continued until Jerusalem fell in 586 BC.</w:t>
+      </w:r>
+    </w:p>
+    <w:p>
+      <w:pPr/>
+      <w:r>
+        <w:rPr>
+          <w:lang w:val="en_US" w:bidi="en_US"/>
+        </w:rPr>
+      </w:r>
+      <w:r>
+        <w:rPr>
+          <w:lang w:val="en_US" w:bidi="en_US"/>
+        </w:rPr>
+        <w:t xml:space="preserve">In many ways, Manasseh was the opposite of his faithful father, Hezekiah (see </w:t>
       </w:r>
       <w:hyperlink r:id="rId13">
         <w:r>
@@ -309,7 +379,7 @@
             <w:color w:val="0000EE"/>
             <w:u w:val="single"/>
           </w:rPr>
-          <w:t>2 Kgs 21:1–9</w:t>
+          <w:t>2 Kings 21:1–9</w:t>
         </w:r>
       </w:hyperlink>
       <w:r>
@@ -327,14 +397,28 @@
             <w:color w:val="0000EE"/>
             <w:u w:val="single"/>
           </w:rPr>
-          <w:t>2 Chr 33:2–9</w:t>
+          <w:t>2 Chronicles 33:2–9</w:t>
         </w:r>
       </w:hyperlink>
       <w:r>
         <w:rPr>
           <w:lang w:val="en_US" w:bidi="en_US"/>
         </w:rPr>
-        <w:t>). Manasseh actively promoted pagan rites that pre-Israelite settlers of Canaan had practiced. This apostasy doomed Judah. Manasseh’s later repentance and attempts to undo his earlier evils (</w:t>
+        <w:t>). Manasseh supported pagan worship practices, which were religious practices that did not honor the God of Israel. The people who lived in Canaan before Israel had practiced these things. Manasseh’s rebellion against God brought judgment on Judah.</w:t>
+      </w:r>
+    </w:p>
+    <w:p>
+      <w:pPr/>
+      <w:r>
+        <w:rPr>
+          <w:lang w:val="en_US" w:bidi="en_US"/>
+        </w:rPr>
+      </w:r>
+      <w:r>
+        <w:rPr>
+          <w:lang w:val="en_US" w:bidi="en_US"/>
+        </w:rPr>
+        <w:t>Later, Manasseh repented, which means he turned away from his sin and returned to God. He tried to undo the evil things he had done (</w:t>
       </w:r>
       <w:hyperlink r:id="rId15">
         <w:r>
@@ -345,14 +429,14 @@
             <w:color w:val="0000EE"/>
             <w:u w:val="single"/>
           </w:rPr>
-          <w:t>2 Chr 33:15–19</w:t>
+          <w:t>2 Chronicles 33:15–19</w:t>
         </w:r>
       </w:hyperlink>
       <w:r>
         <w:rPr>
           <w:lang w:val="en_US" w:bidi="en_US"/>
         </w:rPr>
-        <w:t>) did not result in lasting change, and his son Amon reintroduced the pagan practices (</w:t>
+        <w:t>), but the change did not last. His son Amon brought back the pagan practices (</w:t>
       </w:r>
       <w:hyperlink r:id="rId16">
         <w:r>
@@ -363,14 +447,28 @@
             <w:color w:val="0000EE"/>
             <w:u w:val="single"/>
           </w:rPr>
-          <w:t>2 Kgs 21:21–22</w:t>
+          <w:t>2 Kings 21:21–22</w:t>
         </w:r>
       </w:hyperlink>
       <w:r>
         <w:rPr>
           <w:lang w:val="en_US" w:bidi="en_US"/>
         </w:rPr>
-        <w:t>). The subsequent ministries of prophets such as Zephaniah, Jeremiah, and Ezekiel, and the reform efforts of Josiah (</w:t>
+        <w:t xml:space="preserve">). </w:t>
+      </w:r>
+    </w:p>
+    <w:p>
+      <w:pPr/>
+      <w:r>
+        <w:rPr>
+          <w:lang w:val="en_US" w:bidi="en_US"/>
+        </w:rPr>
+      </w:r>
+      <w:r>
+        <w:rPr>
+          <w:lang w:val="en_US" w:bidi="en_US"/>
+        </w:rPr>
+        <w:t>Later prophets, such as Zephaniah, Jeremiah, and Ezekiel, warned the people. King Josiah also tried to reform Judah’s worship and turn the people back to God (</w:t>
       </w:r>
       <w:hyperlink r:id="rId17">
         <w:r>
@@ -381,14 +479,28 @@
             <w:color w:val="0000EE"/>
             <w:u w:val="single"/>
           </w:rPr>
-          <w:t>2 Chr 34:1–35:19</w:t>
+          <w:t>2 Chronicles 34:1–35:19</w:t>
         </w:r>
       </w:hyperlink>
       <w:r>
         <w:rPr>
           <w:lang w:val="en_US" w:bidi="en_US"/>
         </w:rPr>
-        <w:t>) also did not produce lasting change. Judah’s later kings were all condemned for their wickedness (</w:t>
+        <w:t>). But these efforts did not bring lasting change.</w:t>
+      </w:r>
+    </w:p>
+    <w:p>
+      <w:pPr/>
+      <w:r>
+        <w:rPr>
+          <w:lang w:val="en_US" w:bidi="en_US"/>
+        </w:rPr>
+      </w:r>
+      <w:r>
+        <w:rPr>
+          <w:lang w:val="en_US" w:bidi="en_US"/>
+        </w:rPr>
+        <w:t>Judah’s later kings were all condemned for their evil actions (</w:t>
       </w:r>
       <w:hyperlink r:id="rId18">
         <w:r>
@@ -399,7 +511,7 @@
             <w:color w:val="0000EE"/>
             <w:u w:val="single"/>
           </w:rPr>
-          <w:t>2 Kgs 23:32</w:t>
+          <w:t>2 Kings 23:32</w:t>
         </w:r>
       </w:hyperlink>
       <w:r>
@@ -453,7 +565,7 @@
             <w:color w:val="0000EE"/>
             <w:u w:val="single"/>
           </w:rPr>
-          <w:t>Jer 22</w:t>
+          <w:t>Jeremiah 22</w:t>
         </w:r>
       </w:hyperlink>
       <w:r>
@@ -496,7 +608,7 @@
         <w:rPr>
           <w:lang w:val="en_US" w:bidi="en_US"/>
         </w:rPr>
-        <w:t>). Even during Josiah’s reforms, the people of Judah remained entrenched in their apostasy.</w:t>
+        <w:t>). Even during Josiah’s reforms, many people in Judah remained deeply committed to apostasy (turning away from God).</w:t>
       </w:r>
     </w:p>
     <w:p>
@@ -510,7 +622,7 @@
         <w:rPr>
           <w:lang w:val="en_US" w:bidi="en_US"/>
         </w:rPr>
-        <w:t xml:space="preserve">Both externally and internally, the nation of Judah was in a precarious state. It was during this last, tragic period of Judah’s history as an independent state that Habakkuk lived and served as prophet (see </w:t>
+        <w:t xml:space="preserve">The kingdom of Judah was in great danger from both outside and inside. Habakkuk lived and served as a prophet during this final, sad period of Judah’s history as an independent kingdom (see </w:t>
       </w:r>
       <w:hyperlink r:id="rId24">
         <w:r>
@@ -521,7 +633,7 @@
             <w:color w:val="0000EE"/>
             <w:u w:val="single"/>
           </w:rPr>
-          <w:t>Hab 1:2–4</w:t>
+          <w:t>Habakkuk 1:2–4</w:t>
         </w:r>
       </w:hyperlink>
       <w:r>
@@ -553,7 +665,7 @@
         <w:rPr>
           <w:lang w:val="en_US" w:bidi="en_US"/>
         </w:rPr>
-        <w:t>Habakkuk’s prophecy is a dialogue between God and the prophet. In the opening verses, Habakkuk contemplates the violent society Judah had become. He cannot understand why God seems to ignore Judah’s sin. Habakkuk feels that despite his repeated cries, God simply is not listening to him (</w:t>
+        <w:t>Habakkuk’s prophecy is a conversation between God and the prophet. In the opening verses, Habakkuk thinks about the violence in Judah’s society. He does not understand why God seems to ignore Judah’s sin. Habakkuk feels that God is not listening, even though he has cried out to God many times (</w:t>
       </w:r>
       <w:hyperlink r:id="rId24">
         <w:r>
@@ -571,7 +683,21 @@
         <w:rPr>
           <w:lang w:val="en_US" w:bidi="en_US"/>
         </w:rPr>
-        <w:t>). God’s first answer is that he is about to deal with Judah’s violence by bringing an even more violent people, the Babylonians, to judge them (</w:t>
+        <w:t xml:space="preserve">). </w:t>
+      </w:r>
+    </w:p>
+    <w:p>
+      <w:pPr/>
+      <w:r>
+        <w:rPr>
+          <w:lang w:val="en_US" w:bidi="en_US"/>
+        </w:rPr>
+      </w:r>
+      <w:r>
+        <w:rPr>
+          <w:lang w:val="en_US" w:bidi="en_US"/>
+        </w:rPr>
+        <w:t>God first answers that he is about to deal with Judah’s violence. He will bring the Babylonians, an even more violent people, to judge Judah (</w:t>
       </w:r>
       <w:hyperlink r:id="rId25">
         <w:r>
@@ -603,7 +729,7 @@
         <w:rPr>
           <w:lang w:val="en_US" w:bidi="en_US"/>
         </w:rPr>
-        <w:t>This answer perplexes Habakkuk even more (</w:t>
+        <w:t>This answer confuses Habakkuk even more (</w:t>
       </w:r>
       <w:hyperlink r:id="rId26">
         <w:r>
@@ -621,7 +747,21 @@
         <w:rPr>
           <w:lang w:val="en_US" w:bidi="en_US"/>
         </w:rPr>
-        <w:t>). Judah was indeed wicked, but why would God use people who were even more wicked to chastise his own people? God’s answer to this question focuses on his justice in punishing both Judah and the Babylonians (</w:t>
+        <w:t>). JJudah was truly wicked. But why would God use a people who were even more wicked to punish his own people?</w:t>
+      </w:r>
+    </w:p>
+    <w:p>
+      <w:pPr/>
+      <w:r>
+        <w:rPr>
+          <w:lang w:val="en_US" w:bidi="en_US"/>
+        </w:rPr>
+      </w:r>
+      <w:r>
+        <w:rPr>
+          <w:lang w:val="en_US" w:bidi="en_US"/>
+        </w:rPr>
+        <w:t>God’s answer focuses on his justice. He would punish both Judah and the Babylonians (</w:t>
       </w:r>
       <w:hyperlink r:id="rId27">
         <w:r>
@@ -639,7 +779,21 @@
         <w:rPr>
           <w:lang w:val="en_US" w:bidi="en_US"/>
         </w:rPr>
-        <w:t>). Both failed to maintain God’s standards of faith and morality, and both merited God’s judgment. In a series of five taunt songs (</w:t>
+        <w:t>). Both groups failed to live by God’s standards for faith and right conduct. Both deserved God’s judgment.</w:t>
+      </w:r>
+    </w:p>
+    <w:p>
+      <w:pPr/>
+      <w:r>
+        <w:rPr>
+          <w:lang w:val="en_US" w:bidi="en_US"/>
+        </w:rPr>
+      </w:r>
+      <w:r>
+        <w:rPr>
+          <w:lang w:val="en_US" w:bidi="en_US"/>
+        </w:rPr>
+        <w:t>In five taunt songs, God lists his charges against all who are corrupt and do injustice (</w:t>
       </w:r>
       <w:hyperlink r:id="rId28">
         <w:r>
@@ -657,7 +811,7 @@
         <w:rPr>
           <w:lang w:val="en_US" w:bidi="en_US"/>
         </w:rPr>
-        <w:t>), God lists his charges against all who are corrupt and do injustice. Undoubtedly, this included the Babylonians; even if God is using people to accomplish his purposes, those same people are still responsible for living according to God’s ethical standards. If they do not do so, they cannot escape punishment.</w:t>
+        <w:t>). . A taunt song is a song that speaks against proud or evil people. These charges clearly included the Babylonians. God may use people to carry out his purposes. But those same people are still responsible to live by God’s moral standards. If they do not, they will not escape punishment.</w:t>
       </w:r>
     </w:p>
     <w:p>
@@ -671,7 +825,7 @@
         <w:rPr>
           <w:lang w:val="en_US" w:bidi="en_US"/>
         </w:rPr>
-        <w:t>The final chapter opens with Habakkuk’s prayer for God’s mercy on Judah, even while he chastens them (</w:t>
+        <w:t>The final chapter begins with Habakkuk’s prayer. He asks God to show mercy to Judah, even while God corrects them (</w:t>
       </w:r>
       <w:hyperlink r:id="rId29">
         <w:r>
@@ -689,7 +843,7 @@
         <w:rPr>
           <w:lang w:val="en_US" w:bidi="en_US"/>
         </w:rPr>
-        <w:t>). Habakkuk then records a psalm of praise that reflects poetically on the account of God’s redemption of his people during the Exodus (</w:t>
+        <w:t>). Habakkuk then records a psalm of praise. This psalm uses poetic language to remember how God saved his people during the exodus, when he brought Israel out of Egypt (</w:t>
       </w:r>
       <w:hyperlink r:id="rId30">
         <w:r>
@@ -707,7 +861,7 @@
         <w:rPr>
           <w:lang w:val="en_US" w:bidi="en_US"/>
         </w:rPr>
-        <w:t>). Habakkuk closes with a declaration of commitment and a note of praise (</w:t>
+        <w:t>). Habakkuk ends with a clear statement of trust and a note of praise (</w:t>
       </w:r>
       <w:hyperlink r:id="rId31">
         <w:r>
@@ -750,7 +904,21 @@
         <w:rPr>
           <w:lang w:val="en_US" w:bidi="en_US"/>
         </w:rPr>
-        <w:t xml:space="preserve">Nothing is known about Habakkuk except that he was a prophet of Judah. One manuscript of </w:t>
+        <w:t>Little is known about Habakkuk, except that he was a prophet from Judah.</w:t>
+      </w:r>
+    </w:p>
+    <w:p>
+      <w:pPr/>
+      <w:r>
+        <w:rPr>
+          <w:lang w:val="en_US" w:bidi="en_US"/>
+        </w:rPr>
+      </w:r>
+      <w:r>
+        <w:rPr>
+          <w:lang w:val="en_US" w:bidi="en_US"/>
+        </w:rPr>
+        <w:t xml:space="preserve">One manuscript of </w:t>
       </w:r>
       <w:r>
         <w:rPr>
@@ -763,7 +931,20 @@
         <w:rPr>
           <w:lang w:val="en_US" w:bidi="en_US"/>
         </w:rPr>
-        <w:t>, a story included at the end of the book of Daniel in the Greek translation of the Old Testament, identifies Habakkuk as a Levite. If accurate, this might help explain the musical notations in the third chapter (</w:t>
+        <w:t xml:space="preserve"> says that Habakkuk was a Levite. </w:t>
+      </w:r>
+      <w:r>
+        <w:rPr>
+          <w:i/>
+          <w:lang w:val="en_US" w:bidi="en_US"/>
+        </w:rPr>
+        <w:t>Bel and the Dragon</w:t>
+      </w:r>
+      <w:r>
+        <w:rPr>
+          <w:lang w:val="en_US" w:bidi="en_US"/>
+        </w:rPr>
+        <w:t xml:space="preserve"> is a story added to the end of Daniel in the Greek translation of the Old Testament. Levites were members of the tribe of Levi. If Habakkuk was a Levite, this might help explain the musical notes in chapter three (</w:t>
       </w:r>
       <w:hyperlink r:id="rId32">
         <w:r>
@@ -853,7 +1034,7 @@
         <w:rPr>
           <w:lang w:val="en_US" w:bidi="en_US"/>
         </w:rPr>
-        <w:t xml:space="preserve">), as the Temple music leaders were Levites (see </w:t>
+        <w:t xml:space="preserve">). Some Levites served as music leaders in the temple (see </w:t>
       </w:r>
       <w:hyperlink r:id="rId37">
         <w:r>
@@ -864,7 +1045,7 @@
             <w:color w:val="0000EE"/>
             <w:u w:val="single"/>
           </w:rPr>
-          <w:t>1 Chr 6:31–47</w:t>
+          <w:t>1 Chronicles 6:31–47</w:t>
         </w:r>
       </w:hyperlink>
       <w:r>
@@ -889,18 +1070,7 @@
         <w:rPr>
           <w:lang w:val="en_US" w:bidi="en_US"/>
         </w:rPr>
-        <w:t>). Habakkuk’s rich use of figurative language and his careful compositional structure indicate his high literary sensitivity. His hatred of the immorality and social breakdown that sin causes also demonstrates his deep spiritual concern that God’s people live by God’s standards.</w:t>
-      </w:r>
-    </w:p>
-    <w:p>
-      <w:pPr>
-        <w:pStyle w:val="Heading2"/>
-      </w:pPr>
-      <w:r>
-        <w:rPr>
-          <w:lang w:val="en_US" w:bidi="en_US"/>
-        </w:rPr>
-        <w:t>Date</w:t>
+        <w:t xml:space="preserve">). </w:t>
       </w:r>
     </w:p>
     <w:p>
@@ -914,7 +1084,46 @@
         <w:rPr>
           <w:lang w:val="en_US" w:bidi="en_US"/>
         </w:rPr>
-        <w:t>The date of Habakkuk’s prophecy is uncertain. The circumstances mentioned in the book fit best with a time late in Judah’s history, but before Judah’s exile to Babylon; therefore, the prophecy is most likely dated between around 645 BC (near the end of Manasseh’s reign) and 605 BC (Babylon’s first invasion of Judah). Habakkuk’s complaint about social injustice (</w:t>
+        <w:t>Habakkuk used rich figurative language and carefully shaped his writing. This shows that he was a skilled writer. He also hated the evil conduct and social disorder caused by sin. This shows his deep concern that God’s people live by God’s standards.</w:t>
+      </w:r>
+    </w:p>
+    <w:p>
+      <w:pPr>
+        <w:pStyle w:val="Heading2"/>
+      </w:pPr>
+      <w:r>
+        <w:rPr>
+          <w:lang w:val="en_US" w:bidi="en_US"/>
+        </w:rPr>
+        <w:t>Date</w:t>
+      </w:r>
+    </w:p>
+    <w:p>
+      <w:pPr/>
+      <w:r>
+        <w:rPr>
+          <w:lang w:val="en_US" w:bidi="en_US"/>
+        </w:rPr>
+      </w:r>
+      <w:r>
+        <w:rPr>
+          <w:lang w:val="en_US" w:bidi="en_US"/>
+        </w:rPr>
+        <w:t>The date of Habakkuk’s prophecy is uncertain. The events in the book fit best near the end of Judah’s history, before Judah was exiled to Babylon. For this reason, Habakkuk’s prophecy was probably written between about 645 BC and 605 BC. This was from near the end of Manasseh’s rule to Babylon’s first attack on Judah.</w:t>
+      </w:r>
+    </w:p>
+    <w:p>
+      <w:pPr/>
+      <w:r>
+        <w:rPr>
+          <w:lang w:val="en_US" w:bidi="en_US"/>
+        </w:rPr>
+      </w:r>
+      <w:r>
+        <w:rPr>
+          <w:lang w:val="en_US" w:bidi="en_US"/>
+        </w:rPr>
+        <w:t>Habakkuk’s concern about social injustice also supports this date (</w:t>
       </w:r>
       <w:hyperlink r:id="rId24">
         <w:r>
@@ -925,14 +1134,14 @@
             <w:color w:val="0000EE"/>
             <w:u w:val="single"/>
           </w:rPr>
-          <w:t>Hab 1:2–4</w:t>
+          <w:t>Habakkuk 1:2–4</w:t>
         </w:r>
       </w:hyperlink>
       <w:r>
         <w:rPr>
           <w:lang w:val="en_US" w:bidi="en_US"/>
         </w:rPr>
-        <w:t>) and his attention to the Neo-Babylonian Empire (</w:t>
+        <w:t>). So does his focus on the Neo-Babylonian Empire (</w:t>
       </w:r>
       <w:hyperlink r:id="rId25">
         <w:r>
@@ -968,7 +1177,7 @@
         <w:rPr>
           <w:lang w:val="en_US" w:bidi="en_US"/>
         </w:rPr>
-        <w:t>) also favor a date during this time frame.</w:t>
+        <w:t>) .</w:t>
       </w:r>
     </w:p>
     <w:p>
@@ -982,7 +1191,29 @@
         <w:rPr>
           <w:lang w:val="en_US" w:bidi="en_US"/>
         </w:rPr>
-        <w:t>Regarding a more specific date, three general positions have been advanced. (1) Many date the book to the time of King Jehoiakim (609–598 BC), whose evil disposition and wicked actions (</w:t>
+        <w:t>Scholars suggest three main dates for Habakkuk’s prophecy:</w:t>
+      </w:r>
+    </w:p>
+    <w:p>
+      <w:pPr>
+        <w:pStyle w:val="ListNumber"/>
+        <w:numPr>
+          <w:ilvl w:val="0"/>
+          <w:numId w:val="14"/>
+        </w:numPr>
+        <w:spacing w:line="240" w:lineRule="auto"/>
+        <w:ind w:left="720"/>
+      </w:pPr>
+      <w:r>
+        <w:rPr>
+          <w:lang w:val="en_US" w:bidi="en_US"/>
+        </w:rPr>
+      </w:r>
+      <w:r>
+        <w:rPr>
+          <w:lang w:val="en_US" w:bidi="en_US"/>
+        </w:rPr>
+        <w:t>Many scholars date the book to the time of King Jehoiakim, who ruled from 609 to 598 BC. Jehoiakim had an evil character and did evil things (</w:t>
       </w:r>
       <w:hyperlink r:id="rId39">
         <w:r>
@@ -993,14 +1224,14 @@
             <w:color w:val="0000EE"/>
             <w:u w:val="single"/>
           </w:rPr>
-          <w:t>2 Kgs 24:1–3</w:t>
+          <w:t>2 Kings 24:1–3</w:t>
         </w:r>
       </w:hyperlink>
       <w:r>
         <w:rPr>
           <w:lang w:val="en_US" w:bidi="en_US"/>
         </w:rPr>
-        <w:t>) brought both condemning prophecies (</w:t>
+        <w:t>). Because of this, prophets spoke against him (</w:t>
       </w:r>
       <w:hyperlink r:id="rId40">
         <w:r>
@@ -1011,7 +1242,7 @@
             <w:color w:val="0000EE"/>
             <w:u w:val="single"/>
           </w:rPr>
-          <w:t>Jer 22:18–19</w:t>
+          <w:t>Jeremiah 22:18–19</w:t>
         </w:r>
       </w:hyperlink>
       <w:r>
@@ -1054,7 +1285,7 @@
         <w:rPr>
           <w:lang w:val="en_US" w:bidi="en_US"/>
         </w:rPr>
-        <w:t>) and the threat of Babylonian invasion (</w:t>
+        <w:t>). During his rule, Babylon also threatened to invade Judah (</w:t>
       </w:r>
       <w:hyperlink r:id="rId43">
         <w:r>
@@ -1065,14 +1296,32 @@
             <w:color w:val="0000EE"/>
             <w:u w:val="single"/>
           </w:rPr>
-          <w:t>Jer 25</w:t>
+          <w:t>Jeremiah 25</w:t>
         </w:r>
       </w:hyperlink>
       <w:r>
         <w:rPr>
           <w:lang w:val="en_US" w:bidi="en_US"/>
         </w:rPr>
-        <w:t>). (2) Others argue for the early days of Josiah (640–609 BC), who, prior to the finding of the Book of the Law in 622 BC, dealt with rampant apostasy (</w:t>
+        <w:t>).</w:t>
+      </w:r>
+    </w:p>
+    <w:p>
+      <w:pPr>
+        <w:pStyle w:val="ListNumber"/>
+        <w:spacing w:line="240" w:lineRule="auto"/>
+        <w:ind w:left="720"/>
+      </w:pPr>
+      <w:r>
+        <w:rPr>
+          <w:lang w:val="en_US" w:bidi="en_US"/>
+        </w:rPr>
+      </w:r>
+      <w:r>
+        <w:rPr>
+          <w:lang w:val="en_US" w:bidi="en_US"/>
+        </w:rPr>
+        <w:t>Others date the book to the early years of King Josiah, who ruled from 640 to 609 BC. Before the Book of the Law was found in 622 BC, Josiah had to deal with widespread apostasy in Judah (</w:t>
       </w:r>
       <w:hyperlink r:id="rId44">
         <w:r>
@@ -1083,14 +1332,32 @@
             <w:color w:val="0000EE"/>
             <w:u w:val="single"/>
           </w:rPr>
-          <w:t>2 Chr 34:1–7</w:t>
+          <w:t>2 Chronicles 34:1–7</w:t>
         </w:r>
       </w:hyperlink>
       <w:r>
         <w:rPr>
           <w:lang w:val="en_US" w:bidi="en_US"/>
         </w:rPr>
-        <w:t>). (3) Still others defend the traditional Jewish view that Habakkuk lived during the time of the independent reign of Manasseh (686–642 BC), whose wickedness (</w:t>
+        <w:t>).</w:t>
+      </w:r>
+    </w:p>
+    <w:p>
+      <w:pPr>
+        <w:pStyle w:val="ListNumber"/>
+        <w:spacing w:line="240" w:lineRule="auto"/>
+        <w:ind w:left="720"/>
+      </w:pPr>
+      <w:r>
+        <w:rPr>
+          <w:lang w:val="en_US" w:bidi="en_US"/>
+        </w:rPr>
+      </w:r>
+      <w:r>
+        <w:rPr>
+          <w:lang w:val="en_US" w:bidi="en_US"/>
+        </w:rPr>
+        <w:t>Others support the traditional Jewish view. This view says that Habakkuk lived during Manasseh’s independent rule from 686 to 642 BC. Manasseh was very wicked (</w:t>
       </w:r>
       <w:hyperlink r:id="rId45">
         <w:r>
@@ -1101,14 +1368,14 @@
             <w:color w:val="0000EE"/>
             <w:u w:val="single"/>
           </w:rPr>
-          <w:t>2 Kgs 21:16–17</w:t>
+          <w:t>2 Kings 21:16–17</w:t>
         </w:r>
       </w:hyperlink>
       <w:r>
         <w:rPr>
           <w:lang w:val="en_US" w:bidi="en_US"/>
         </w:rPr>
-        <w:t>) and reinstatement of Canaanite worship and pagan rites (</w:t>
+        <w:t>). He brought back Canaanite worship and pagan practices, which were religious practices that did not honor the God of Israel (</w:t>
       </w:r>
       <w:hyperlink r:id="rId46">
         <w:r>
@@ -1119,7 +1386,7 @@
             <w:color w:val="0000EE"/>
             <w:u w:val="single"/>
           </w:rPr>
-          <w:t>2 Kgs 21:1–11</w:t>
+          <w:t>2 Kings 21:1–11</w:t>
         </w:r>
       </w:hyperlink>
       <w:r>
@@ -1137,7 +1404,7 @@
             <w:color w:val="0000EE"/>
             <w:u w:val="single"/>
           </w:rPr>
-          <w:t>2 Chr 33:1–9</w:t>
+          <w:t>2 Chronicles 33:1–9</w:t>
         </w:r>
       </w:hyperlink>
       <w:r>
@@ -1162,7 +1429,7 @@
         <w:rPr>
           <w:lang w:val="en_US" w:bidi="en_US"/>
         </w:rPr>
-        <w:t>) caused God’s pronouncement of Judah’s doom (</w:t>
+        <w:t>). Because of this, God announced that Judah would be judged (</w:t>
       </w:r>
       <w:hyperlink r:id="rId49">
         <w:r>
@@ -1173,7 +1440,7 @@
             <w:color w:val="0000EE"/>
             <w:u w:val="single"/>
           </w:rPr>
-          <w:t>2 Kgs 21:12–15</w:t>
+          <w:t>2 Kings 21:12–15</w:t>
         </w:r>
       </w:hyperlink>
       <w:r>
@@ -1205,7 +1472,7 @@
         <w:rPr>
           <w:lang w:val="en_US" w:bidi="en_US"/>
         </w:rPr>
-        <w:t>When violence and corruption abound and evil appears to rule, the faithful may be tempted to wonder whether God really cares or is really in control. Habakkuk’s dialogue helps us to understand that God does not despise such questions when they are brought to him in prayer from an honest heart.</w:t>
+        <w:t>When violence and corruption are everywhere, and evil seems to rule, faithful people may wonder if God truly cares or is truly in control. Habakkuk’s dialogue helps us understand that God does not reject honest questions. He welcomes these questions when people bring them to him in prayer from an honest attitude.</w:t>
       </w:r>
     </w:p>
     <w:p>
@@ -1219,7 +1486,21 @@
         <w:rPr>
           <w:lang w:val="en_US" w:bidi="en_US"/>
         </w:rPr>
-        <w:t>Habakkuk’s prophecy reaffirms that God is in control of history and that his dealings are always just and right. Believers must be willing to accept God’s answers and delight in his will, even if it seems completely foreign to their own thinking. God does see and care deeply about what happens on earth. Although people may not perceive it, God’s sovereign hand is at work, and he will ultimately bring matters to a proper and just conclusion (</w:t>
+        <w:t>Habakkuk’s prophecy teaches again that God rules over history. It also teaches that God’s actions are always just and right. Believers must be ready to accept God’s answers and take joy in his will. This is true even when God’s answer is very different from the way they think.</w:t>
+      </w:r>
+    </w:p>
+    <w:p>
+      <w:pPr/>
+      <w:r>
+        <w:rPr>
+          <w:lang w:val="en_US" w:bidi="en_US"/>
+        </w:rPr>
+      </w:r>
+      <w:r>
+        <w:rPr>
+          <w:lang w:val="en_US" w:bidi="en_US"/>
+        </w:rPr>
+        <w:t xml:space="preserve"> God sees and cares deeply about what happens on earth. People may not always see what God is doing. But God is still ruling over all things. In the end, he will bring everything to a right and just end (</w:t>
       </w:r>
       <w:hyperlink r:id="rId50">
         <w:r>
@@ -1230,7 +1511,7 @@
             <w:color w:val="0000EE"/>
             <w:u w:val="single"/>
           </w:rPr>
-          <w:t>Hab 2:2–3</w:t>
+          <w:t>Habakkuk 2:2–3</w:t>
         </w:r>
       </w:hyperlink>
       <w:r>
@@ -1269,7 +1550,7 @@
         <w:rPr>
           <w:lang w:val="en_US" w:bidi="en_US"/>
         </w:rPr>
-        <w:t xml:space="preserve">The Babylonians worshiped the raw power that brought them prosperity. God’s charges against the Babylonians remind readers to worship God alone (cp. </w:t>
+        <w:t xml:space="preserve">The Babylonians trusted the power that had made them rich and strong. God’s charges against them remind readers to worship only God (compare </w:t>
       </w:r>
       <w:hyperlink r:id="rId52">
         <w:r>
@@ -1280,7 +1561,7 @@
             <w:color w:val="0000EE"/>
             <w:u w:val="single"/>
           </w:rPr>
-          <w:t>1 Jn 5:21</w:t>
+          <w:t>1 John 5:21</w:t>
         </w:r>
       </w:hyperlink>
       <w:r>
@@ -1312,7 +1593,7 @@
             <w:color w:val="0000EE"/>
             <w:u w:val="single"/>
           </w:rPr>
-          <w:t>Hab 1:12</w:t>
+          <w:t>Habakkuk 1:12</w:t>
         </w:r>
       </w:hyperlink>
       <w:r>
@@ -1337,7 +1618,7 @@
         <w:rPr>
           <w:lang w:val="en_US" w:bidi="en_US"/>
         </w:rPr>
-        <w:t>). Those who trust and actively serve God will be able to rejoice in the Lord (</w:t>
+        <w:t>). Those who trust God and serve God can rejoice in God (</w:t>
       </w:r>
       <w:hyperlink r:id="rId55">
         <w:r>
@@ -1366,14 +1647,14 @@
             <w:color w:val="0000EE"/>
             <w:u w:val="single"/>
           </w:rPr>
-          <w:t>Phil 4:4</w:t>
+          <w:t>Philippians 4:4</w:t>
         </w:r>
       </w:hyperlink>
       <w:r>
         <w:rPr>
           <w:lang w:val="en_US" w:bidi="en_US"/>
         </w:rPr>
-        <w:t>) and live triumphantly under any circumstances (</w:t>
+        <w:t>). They can remain faithful in every situation, even when life is hard (</w:t>
       </w:r>
       <w:hyperlink r:id="rId57">
         <w:r>
@@ -1384,7 +1665,7 @@
             <w:color w:val="0000EE"/>
             <w:u w:val="single"/>
           </w:rPr>
-          <w:t>Hab 2:20</w:t>
+          <w:t>Habakkuk 2:20</w:t>
         </w:r>
       </w:hyperlink>
       <w:r>
@@ -1420,7 +1701,7 @@
             <w:color w:val="0000EE"/>
             <w:u w:val="single"/>
           </w:rPr>
-          <w:t>Rom 1:16–17</w:t>
+          <w:t>Romans 1:16–17</w:t>
         </w:r>
       </w:hyperlink>
       <w:r>
@@ -1438,7 +1719,7 @@
             <w:color w:val="0000EE"/>
             <w:u w:val="single"/>
           </w:rPr>
-          <w:t>Gal 3:11</w:t>
+          <w:t>Galatians 3:11</w:t>
         </w:r>
       </w:hyperlink>
       <w:r>
@@ -1456,7 +1737,7 @@
             <w:color w:val="0000EE"/>
             <w:u w:val="single"/>
           </w:rPr>
-          <w:t>Heb 10:35–39</w:t>
+          <w:t>Hebrews 10:35–39</w:t>
         </w:r>
       </w:hyperlink>
       <w:r>
@@ -3365,6 +3646,12 @@
   </w:num>
   <w:num w:numId="13" w16cid:durableId="592781308">
     <w:abstractNumId w:val="11"/>
+  </w:num>
+  <w:num w:numId="14">
+    <w:abstractNumId w:val="3"/>
+    <w:lvlOverride w:ilvl="0">
+      <w:startOverride w:val="1"/>
+    </w:lvlOverride>
   </w:num>
   <w:numIdMacAtCleanup w:val="10"/>
 </w:numbering>

--- a/eng/docx/35.content.docx
+++ b/eng/docx/35.content.docx
@@ -19,7 +19,7 @@
         <w:rPr>
           <w:lang w:val="en_US" w:bidi="en_US"/>
         </w:rPr>
-        <w:t>Resource: Tyndale Open Study Notes</w:t>
+        <w:t>Resource: Aquifer Open Study Notes (Book Intros)</w:t>
       </w:r>
       <w:r>
         <w:rPr>
@@ -112,7 +112,7 @@
         <w:rPr>
           <w:lang w:val="en_US" w:bidi="en_US"/>
         </w:rPr>
-        <w:t>Tyndale Open Study Notes</w:t>
+        <w:t>Aquifer Open Study Notes (Book Intros)</w:t>
       </w:r>
     </w:p>
     <w:p>

--- a/eng/docx/35.content.docx
+++ b/eng/docx/35.content.docx
@@ -370,36 +370,24 @@
         </w:rPr>
         <w:t xml:space="preserve">In many ways, Manasseh was the opposite of his faithful father, Hezekiah (see </w:t>
       </w:r>
-      <w:hyperlink r:id="rId13">
-        <w:r>
-          <w:rPr>
-            <w:lang w:val="en_US" w:bidi="en_US"/>
-          </w:rPr>
-          <w:rPr>
-            <w:color w:val="0000EE"/>
-            <w:u w:val="single"/>
-          </w:rPr>
-          <w:t>2 Kings 21:1–9</w:t>
-        </w:r>
-      </w:hyperlink>
+      <w:r>
+        <w:rPr>
+          <w:lang w:val="en_US" w:bidi="en_US"/>
+        </w:rPr>
+        <w:t>2 Kings 21:1–9</w:t>
+      </w:r>
       <w:r>
         <w:rPr>
           <w:lang w:val="en_US" w:bidi="en_US"/>
         </w:rPr>
         <w:t xml:space="preserve">; </w:t>
       </w:r>
-      <w:hyperlink r:id="rId14">
-        <w:r>
-          <w:rPr>
-            <w:lang w:val="en_US" w:bidi="en_US"/>
-          </w:rPr>
-          <w:rPr>
-            <w:color w:val="0000EE"/>
-            <w:u w:val="single"/>
-          </w:rPr>
-          <w:t>2 Chronicles 33:2–9</w:t>
-        </w:r>
-      </w:hyperlink>
+      <w:r>
+        <w:rPr>
+          <w:lang w:val="en_US" w:bidi="en_US"/>
+        </w:rPr>
+        <w:t>2 Chronicles 33:2–9</w:t>
+      </w:r>
       <w:r>
         <w:rPr>
           <w:lang w:val="en_US" w:bidi="en_US"/>
@@ -420,36 +408,24 @@
         </w:rPr>
         <w:t>Later, Manasseh repented, which means he turned away from his sin and returned to God. He tried to undo the evil things he had done (</w:t>
       </w:r>
-      <w:hyperlink r:id="rId15">
-        <w:r>
-          <w:rPr>
-            <w:lang w:val="en_US" w:bidi="en_US"/>
-          </w:rPr>
-          <w:rPr>
-            <w:color w:val="0000EE"/>
-            <w:u w:val="single"/>
-          </w:rPr>
-          <w:t>2 Chronicles 33:15–19</w:t>
-        </w:r>
-      </w:hyperlink>
+      <w:r>
+        <w:rPr>
+          <w:lang w:val="en_US" w:bidi="en_US"/>
+        </w:rPr>
+        <w:t>2 Chronicles 33:15–19</w:t>
+      </w:r>
       <w:r>
         <w:rPr>
           <w:lang w:val="en_US" w:bidi="en_US"/>
         </w:rPr>
         <w:t>), but the change did not last. His son Amon brought back the pagan practices (</w:t>
       </w:r>
-      <w:hyperlink r:id="rId16">
-        <w:r>
-          <w:rPr>
-            <w:lang w:val="en_US" w:bidi="en_US"/>
-          </w:rPr>
-          <w:rPr>
-            <w:color w:val="0000EE"/>
-            <w:u w:val="single"/>
-          </w:rPr>
-          <w:t>2 Kings 21:21–22</w:t>
-        </w:r>
-      </w:hyperlink>
+      <w:r>
+        <w:rPr>
+          <w:lang w:val="en_US" w:bidi="en_US"/>
+        </w:rPr>
+        <w:t>2 Kings 21:21–22</w:t>
+      </w:r>
       <w:r>
         <w:rPr>
           <w:lang w:val="en_US" w:bidi="en_US"/>
@@ -470,18 +446,12 @@
         </w:rPr>
         <w:t>Later prophets, such as Zephaniah, Jeremiah, and Ezekiel, warned the people. King Josiah also tried to reform Judah’s worship and turn the people back to God (</w:t>
       </w:r>
-      <w:hyperlink r:id="rId17">
-        <w:r>
-          <w:rPr>
-            <w:lang w:val="en_US" w:bidi="en_US"/>
-          </w:rPr>
-          <w:rPr>
-            <w:color w:val="0000EE"/>
-            <w:u w:val="single"/>
-          </w:rPr>
-          <w:t>2 Chronicles 34:1–35:19</w:t>
-        </w:r>
-      </w:hyperlink>
+      <w:r>
+        <w:rPr>
+          <w:lang w:val="en_US" w:bidi="en_US"/>
+        </w:rPr>
+        <w:t>2 Chronicles 34:1–35:19</w:t>
+      </w:r>
       <w:r>
         <w:rPr>
           <w:lang w:val="en_US" w:bidi="en_US"/>
@@ -502,108 +472,72 @@
         </w:rPr>
         <w:t>Judah’s later kings were all condemned for their evil actions (</w:t>
       </w:r>
-      <w:hyperlink r:id="rId18">
-        <w:r>
-          <w:rPr>
-            <w:lang w:val="en_US" w:bidi="en_US"/>
-          </w:rPr>
-          <w:rPr>
-            <w:color w:val="0000EE"/>
-            <w:u w:val="single"/>
-          </w:rPr>
-          <w:t>2 Kings 23:32</w:t>
-        </w:r>
-      </w:hyperlink>
+      <w:r>
+        <w:rPr>
+          <w:lang w:val="en_US" w:bidi="en_US"/>
+        </w:rPr>
+        <w:t>2 Kings 23:32</w:t>
+      </w:r>
       <w:r>
         <w:rPr>
           <w:lang w:val="en_US" w:bidi="en_US"/>
         </w:rPr>
         <w:t xml:space="preserve">, </w:t>
       </w:r>
-      <w:hyperlink r:id="rId19">
-        <w:r>
-          <w:rPr>
-            <w:lang w:val="en_US" w:bidi="en_US"/>
-          </w:rPr>
-          <w:rPr>
-            <w:color w:val="0000EE"/>
-            <w:u w:val="single"/>
-          </w:rPr>
-          <w:t>37</w:t>
-        </w:r>
-      </w:hyperlink>
+      <w:r>
+        <w:rPr>
+          <w:lang w:val="en_US" w:bidi="en_US"/>
+        </w:rPr>
+        <w:t>37</w:t>
+      </w:r>
       <w:r>
         <w:rPr>
           <w:lang w:val="en_US" w:bidi="en_US"/>
         </w:rPr>
         <w:t xml:space="preserve">; </w:t>
       </w:r>
-      <w:hyperlink r:id="rId20">
-        <w:r>
-          <w:rPr>
-            <w:lang w:val="en_US" w:bidi="en_US"/>
-          </w:rPr>
-          <w:rPr>
-            <w:color w:val="0000EE"/>
-            <w:u w:val="single"/>
-          </w:rPr>
-          <w:t>24:19</w:t>
-        </w:r>
-      </w:hyperlink>
+      <w:r>
+        <w:rPr>
+          <w:lang w:val="en_US" w:bidi="en_US"/>
+        </w:rPr>
+        <w:t>24:19</w:t>
+      </w:r>
       <w:r>
         <w:rPr>
           <w:lang w:val="en_US" w:bidi="en_US"/>
         </w:rPr>
         <w:t xml:space="preserve">; </w:t>
       </w:r>
-      <w:hyperlink r:id="rId21">
-        <w:r>
-          <w:rPr>
-            <w:lang w:val="en_US" w:bidi="en_US"/>
-          </w:rPr>
-          <w:rPr>
-            <w:color w:val="0000EE"/>
-            <w:u w:val="single"/>
-          </w:rPr>
-          <w:t>Jeremiah 22</w:t>
-        </w:r>
-      </w:hyperlink>
+      <w:r>
+        <w:rPr>
+          <w:lang w:val="en_US" w:bidi="en_US"/>
+        </w:rPr>
+        <w:t>Jeremiah 22</w:t>
+      </w:r>
       <w:r>
         <w:rPr>
           <w:lang w:val="en_US" w:bidi="en_US"/>
         </w:rPr>
         <w:t xml:space="preserve">; </w:t>
       </w:r>
-      <w:hyperlink r:id="rId22">
-        <w:r>
-          <w:rPr>
-            <w:lang w:val="en_US" w:bidi="en_US"/>
-          </w:rPr>
-          <w:rPr>
-            <w:color w:val="0000EE"/>
-            <w:u w:val="single"/>
-          </w:rPr>
-          <w:t>27:1–22</w:t>
-        </w:r>
-      </w:hyperlink>
+      <w:r>
+        <w:rPr>
+          <w:lang w:val="en_US" w:bidi="en_US"/>
+        </w:rPr>
+        <w:t>27:1–22</w:t>
+      </w:r>
       <w:r>
         <w:rPr>
           <w:lang w:val="en_US" w:bidi="en_US"/>
         </w:rPr>
         <w:t xml:space="preserve">; </w:t>
       </w:r>
-      <w:hyperlink r:id="rId23">
-        <w:r>
-          <w:rPr>
-            <w:lang w:val="en_US" w:bidi="en_US"/>
-          </w:rPr>
-          <w:rPr>
-            <w:color w:val="0000EE"/>
-            <w:u w:val="single"/>
-          </w:rPr>
-          <w:t>36:30–31</w:t>
-        </w:r>
-      </w:hyperlink>
+      <w:r>
+        <w:rPr>
+          <w:lang w:val="en_US" w:bidi="en_US"/>
+        </w:rPr>
+        <w:t>36:30–31</w:t>
+      </w:r>
       <w:r>
         <w:rPr>
           <w:lang w:val="en_US" w:bidi="en_US"/>
@@ -624,18 +558,12 @@
         </w:rPr>
         <w:t xml:space="preserve">The kingdom of Judah was in great danger from both outside and inside. Habakkuk lived and served as a prophet during this final, sad period of Judah’s history as an independent kingdom (see </w:t>
       </w:r>
-      <w:hyperlink r:id="rId24">
-        <w:r>
-          <w:rPr>
-            <w:lang w:val="en_US" w:bidi="en_US"/>
-          </w:rPr>
-          <w:rPr>
-            <w:color w:val="0000EE"/>
-            <w:u w:val="single"/>
-          </w:rPr>
-          <w:t>Habakkuk 1:2–4</w:t>
-        </w:r>
-      </w:hyperlink>
+      <w:r>
+        <w:rPr>
+          <w:lang w:val="en_US" w:bidi="en_US"/>
+        </w:rPr>
+        <w:t>Habakkuk 1:2–4</w:t>
+      </w:r>
       <w:r>
         <w:rPr>
           <w:lang w:val="en_US" w:bidi="en_US"/>
@@ -667,18 +595,12 @@
         </w:rPr>
         <w:t>Habakkuk’s prophecy is a conversation between God and the prophet. In the opening verses, Habakkuk thinks about the violence in Judah’s society. He does not understand why God seems to ignore Judah’s sin. Habakkuk feels that God is not listening, even though he has cried out to God many times (</w:t>
       </w:r>
-      <w:hyperlink r:id="rId24">
-        <w:r>
-          <w:rPr>
-            <w:lang w:val="en_US" w:bidi="en_US"/>
-          </w:rPr>
-          <w:rPr>
-            <w:color w:val="0000EE"/>
-            <w:u w:val="single"/>
-          </w:rPr>
-          <w:t>1:2–4</w:t>
-        </w:r>
-      </w:hyperlink>
+      <w:r>
+        <w:rPr>
+          <w:lang w:val="en_US" w:bidi="en_US"/>
+        </w:rPr>
+        <w:t>1:2–4</w:t>
+      </w:r>
       <w:r>
         <w:rPr>
           <w:lang w:val="en_US" w:bidi="en_US"/>
@@ -699,18 +621,12 @@
         </w:rPr>
         <w:t>God first answers that he is about to deal with Judah’s violence. He will bring the Babylonians, an even more violent people, to judge Judah (</w:t>
       </w:r>
-      <w:hyperlink r:id="rId25">
-        <w:r>
-          <w:rPr>
-            <w:lang w:val="en_US" w:bidi="en_US"/>
-          </w:rPr>
-          <w:rPr>
-            <w:color w:val="0000EE"/>
-            <w:u w:val="single"/>
-          </w:rPr>
-          <w:t>1:5–11</w:t>
-        </w:r>
-      </w:hyperlink>
+      <w:r>
+        <w:rPr>
+          <w:lang w:val="en_US" w:bidi="en_US"/>
+        </w:rPr>
+        <w:t>1:5–11</w:t>
+      </w:r>
       <w:r>
         <w:rPr>
           <w:lang w:val="en_US" w:bidi="en_US"/>
@@ -731,18 +647,12 @@
         </w:rPr>
         <w:t>This answer confuses Habakkuk even more (</w:t>
       </w:r>
-      <w:hyperlink r:id="rId26">
-        <w:r>
-          <w:rPr>
-            <w:lang w:val="en_US" w:bidi="en_US"/>
-          </w:rPr>
-          <w:rPr>
-            <w:color w:val="0000EE"/>
-            <w:u w:val="single"/>
-          </w:rPr>
-          <w:t>1:12–2:1</w:t>
-        </w:r>
-      </w:hyperlink>
+      <w:r>
+        <w:rPr>
+          <w:lang w:val="en_US" w:bidi="en_US"/>
+        </w:rPr>
+        <w:t>1:12–2:1</w:t>
+      </w:r>
       <w:r>
         <w:rPr>
           <w:lang w:val="en_US" w:bidi="en_US"/>
@@ -763,18 +673,12 @@
         </w:rPr>
         <w:t>God’s answer focuses on his justice. He would punish both Judah and the Babylonians (</w:t>
       </w:r>
-      <w:hyperlink r:id="rId27">
-        <w:r>
-          <w:rPr>
-            <w:lang w:val="en_US" w:bidi="en_US"/>
-          </w:rPr>
-          <w:rPr>
-            <w:color w:val="0000EE"/>
-            <w:u w:val="single"/>
-          </w:rPr>
-          <w:t>2:2–5</w:t>
-        </w:r>
-      </w:hyperlink>
+      <w:r>
+        <w:rPr>
+          <w:lang w:val="en_US" w:bidi="en_US"/>
+        </w:rPr>
+        <w:t>2:2–5</w:t>
+      </w:r>
       <w:r>
         <w:rPr>
           <w:lang w:val="en_US" w:bidi="en_US"/>
@@ -795,18 +699,12 @@
         </w:rPr>
         <w:t>In five taunt songs, God lists his charges against all who are corrupt and do injustice (</w:t>
       </w:r>
-      <w:hyperlink r:id="rId28">
-        <w:r>
-          <w:rPr>
-            <w:lang w:val="en_US" w:bidi="en_US"/>
-          </w:rPr>
-          <w:rPr>
-            <w:color w:val="0000EE"/>
-            <w:u w:val="single"/>
-          </w:rPr>
-          <w:t>2:6–20</w:t>
-        </w:r>
-      </w:hyperlink>
+      <w:r>
+        <w:rPr>
+          <w:lang w:val="en_US" w:bidi="en_US"/>
+        </w:rPr>
+        <w:t>2:6–20</w:t>
+      </w:r>
       <w:r>
         <w:rPr>
           <w:lang w:val="en_US" w:bidi="en_US"/>
@@ -827,54 +725,36 @@
         </w:rPr>
         <w:t>The final chapter begins with Habakkuk’s prayer. He asks God to show mercy to Judah, even while God corrects them (</w:t>
       </w:r>
-      <w:hyperlink r:id="rId29">
-        <w:r>
-          <w:rPr>
-            <w:lang w:val="en_US" w:bidi="en_US"/>
-          </w:rPr>
-          <w:rPr>
-            <w:color w:val="0000EE"/>
-            <w:u w:val="single"/>
-          </w:rPr>
-          <w:t>3:1–2</w:t>
-        </w:r>
-      </w:hyperlink>
+      <w:r>
+        <w:rPr>
+          <w:lang w:val="en_US" w:bidi="en_US"/>
+        </w:rPr>
+        <w:t>3:1–2</w:t>
+      </w:r>
       <w:r>
         <w:rPr>
           <w:lang w:val="en_US" w:bidi="en_US"/>
         </w:rPr>
         <w:t>). Habakkuk then records a psalm of praise. This psalm uses poetic language to remember how God saved his people during the exodus, when he brought Israel out of Egypt (</w:t>
       </w:r>
-      <w:hyperlink r:id="rId30">
-        <w:r>
-          <w:rPr>
-            <w:lang w:val="en_US" w:bidi="en_US"/>
-          </w:rPr>
-          <w:rPr>
-            <w:color w:val="0000EE"/>
-            <w:u w:val="single"/>
-          </w:rPr>
-          <w:t>3:3–15</w:t>
-        </w:r>
-      </w:hyperlink>
+      <w:r>
+        <w:rPr>
+          <w:lang w:val="en_US" w:bidi="en_US"/>
+        </w:rPr>
+        <w:t>3:3–15</w:t>
+      </w:r>
       <w:r>
         <w:rPr>
           <w:lang w:val="en_US" w:bidi="en_US"/>
         </w:rPr>
         <w:t>). Habakkuk ends with a clear statement of trust and a note of praise (</w:t>
       </w:r>
-      <w:hyperlink r:id="rId31">
-        <w:r>
-          <w:rPr>
-            <w:lang w:val="en_US" w:bidi="en_US"/>
-          </w:rPr>
-          <w:rPr>
-            <w:color w:val="0000EE"/>
-            <w:u w:val="single"/>
-          </w:rPr>
-          <w:t>3:16–19</w:t>
-        </w:r>
-      </w:hyperlink>
+      <w:r>
+        <w:rPr>
+          <w:lang w:val="en_US" w:bidi="en_US"/>
+        </w:rPr>
+        <w:t>3:16–19</w:t>
+      </w:r>
       <w:r>
         <w:rPr>
           <w:lang w:val="en_US" w:bidi="en_US"/>
@@ -946,126 +826,84 @@
         </w:rPr>
         <w:t xml:space="preserve"> is a story added to the end of Daniel in the Greek translation of the Old Testament. Levites were members of the tribe of Levi. If Habakkuk was a Levite, this might help explain the musical notes in chapter three (</w:t>
       </w:r>
-      <w:hyperlink r:id="rId32">
-        <w:r>
-          <w:rPr>
-            <w:lang w:val="en_US" w:bidi="en_US"/>
-          </w:rPr>
-          <w:rPr>
-            <w:color w:val="0000EE"/>
-            <w:u w:val="single"/>
-          </w:rPr>
-          <w:t>3:1</w:t>
-        </w:r>
-      </w:hyperlink>
+      <w:r>
+        <w:rPr>
+          <w:lang w:val="en_US" w:bidi="en_US"/>
+        </w:rPr>
+        <w:t>3:1</w:t>
+      </w:r>
       <w:r>
         <w:rPr>
           <w:lang w:val="en_US" w:bidi="en_US"/>
         </w:rPr>
         <w:t xml:space="preserve">, </w:t>
       </w:r>
-      <w:hyperlink r:id="rId33">
-        <w:r>
-          <w:rPr>
-            <w:lang w:val="en_US" w:bidi="en_US"/>
-          </w:rPr>
-          <w:rPr>
-            <w:color w:val="0000EE"/>
-            <w:u w:val="single"/>
-          </w:rPr>
-          <w:t>3</w:t>
-        </w:r>
-      </w:hyperlink>
+      <w:r>
+        <w:rPr>
+          <w:lang w:val="en_US" w:bidi="en_US"/>
+        </w:rPr>
+        <w:t>3</w:t>
+      </w:r>
       <w:r>
         <w:rPr>
           <w:lang w:val="en_US" w:bidi="en_US"/>
         </w:rPr>
         <w:t xml:space="preserve">, </w:t>
       </w:r>
-      <w:hyperlink r:id="rId34">
-        <w:r>
-          <w:rPr>
-            <w:lang w:val="en_US" w:bidi="en_US"/>
-          </w:rPr>
-          <w:rPr>
-            <w:color w:val="0000EE"/>
-            <w:u w:val="single"/>
-          </w:rPr>
-          <w:t>9</w:t>
-        </w:r>
-      </w:hyperlink>
+      <w:r>
+        <w:rPr>
+          <w:lang w:val="en_US" w:bidi="en_US"/>
+        </w:rPr>
+        <w:t>9</w:t>
+      </w:r>
       <w:r>
         <w:rPr>
           <w:lang w:val="en_US" w:bidi="en_US"/>
         </w:rPr>
         <w:t xml:space="preserve">, </w:t>
       </w:r>
-      <w:hyperlink r:id="rId35">
-        <w:r>
-          <w:rPr>
-            <w:lang w:val="en_US" w:bidi="en_US"/>
-          </w:rPr>
-          <w:rPr>
-            <w:color w:val="0000EE"/>
-            <w:u w:val="single"/>
-          </w:rPr>
-          <w:t>13</w:t>
-        </w:r>
-      </w:hyperlink>
+      <w:r>
+        <w:rPr>
+          <w:lang w:val="en_US" w:bidi="en_US"/>
+        </w:rPr>
+        <w:t>13</w:t>
+      </w:r>
       <w:r>
         <w:rPr>
           <w:lang w:val="en_US" w:bidi="en_US"/>
         </w:rPr>
         <w:t xml:space="preserve">, </w:t>
       </w:r>
-      <w:hyperlink r:id="rId36">
-        <w:r>
-          <w:rPr>
-            <w:lang w:val="en_US" w:bidi="en_US"/>
-          </w:rPr>
-          <w:rPr>
-            <w:color w:val="0000EE"/>
-            <w:u w:val="single"/>
-          </w:rPr>
-          <w:t>19</w:t>
-        </w:r>
-      </w:hyperlink>
+      <w:r>
+        <w:rPr>
+          <w:lang w:val="en_US" w:bidi="en_US"/>
+        </w:rPr>
+        <w:t>19</w:t>
+      </w:r>
       <w:r>
         <w:rPr>
           <w:lang w:val="en_US" w:bidi="en_US"/>
         </w:rPr>
         <w:t xml:space="preserve">). Some Levites served as music leaders in the temple (see </w:t>
       </w:r>
-      <w:hyperlink r:id="rId37">
-        <w:r>
-          <w:rPr>
-            <w:lang w:val="en_US" w:bidi="en_US"/>
-          </w:rPr>
-          <w:rPr>
-            <w:color w:val="0000EE"/>
-            <w:u w:val="single"/>
-          </w:rPr>
-          <w:t>1 Chronicles 6:31–47</w:t>
-        </w:r>
-      </w:hyperlink>
+      <w:r>
+        <w:rPr>
+          <w:lang w:val="en_US" w:bidi="en_US"/>
+        </w:rPr>
+        <w:t>1 Chronicles 6:31–47</w:t>
+      </w:r>
       <w:r>
         <w:rPr>
           <w:lang w:val="en_US" w:bidi="en_US"/>
         </w:rPr>
         <w:t xml:space="preserve">; </w:t>
       </w:r>
-      <w:hyperlink r:id="rId38">
-        <w:r>
-          <w:rPr>
-            <w:lang w:val="en_US" w:bidi="en_US"/>
-          </w:rPr>
-          <w:rPr>
-            <w:color w:val="0000EE"/>
-            <w:u w:val="single"/>
-          </w:rPr>
-          <w:t>25:1–31</w:t>
-        </w:r>
-      </w:hyperlink>
+      <w:r>
+        <w:rPr>
+          <w:lang w:val="en_US" w:bidi="en_US"/>
+        </w:rPr>
+        <w:t>25:1–31</w:t>
+      </w:r>
       <w:r>
         <w:rPr>
           <w:lang w:val="en_US" w:bidi="en_US"/>
@@ -1125,54 +963,36 @@
         </w:rPr>
         <w:t>Habakkuk’s concern about social injustice also supports this date (</w:t>
       </w:r>
-      <w:hyperlink r:id="rId24">
-        <w:r>
-          <w:rPr>
-            <w:lang w:val="en_US" w:bidi="en_US"/>
-          </w:rPr>
-          <w:rPr>
-            <w:color w:val="0000EE"/>
-            <w:u w:val="single"/>
-          </w:rPr>
-          <w:t>Habakkuk 1:2–4</w:t>
-        </w:r>
-      </w:hyperlink>
+      <w:r>
+        <w:rPr>
+          <w:lang w:val="en_US" w:bidi="en_US"/>
+        </w:rPr>
+        <w:t>Habakkuk 1:2–4</w:t>
+      </w:r>
       <w:r>
         <w:rPr>
           <w:lang w:val="en_US" w:bidi="en_US"/>
         </w:rPr>
         <w:t>). So does his focus on the Neo-Babylonian Empire (</w:t>
       </w:r>
-      <w:hyperlink r:id="rId25">
-        <w:r>
-          <w:rPr>
-            <w:lang w:val="en_US" w:bidi="en_US"/>
-          </w:rPr>
-          <w:rPr>
-            <w:color w:val="0000EE"/>
-            <w:u w:val="single"/>
-          </w:rPr>
-          <w:t>1:5–11</w:t>
-        </w:r>
-      </w:hyperlink>
+      <w:r>
+        <w:rPr>
+          <w:lang w:val="en_US" w:bidi="en_US"/>
+        </w:rPr>
+        <w:t>1:5–11</w:t>
+      </w:r>
       <w:r>
         <w:rPr>
           <w:lang w:val="en_US" w:bidi="en_US"/>
         </w:rPr>
         <w:t xml:space="preserve">; </w:t>
       </w:r>
-      <w:hyperlink r:id="rId28">
-        <w:r>
-          <w:rPr>
-            <w:lang w:val="en_US" w:bidi="en_US"/>
-          </w:rPr>
-          <w:rPr>
-            <w:color w:val="0000EE"/>
-            <w:u w:val="single"/>
-          </w:rPr>
-          <w:t>2:6–20</w:t>
-        </w:r>
-      </w:hyperlink>
+      <w:r>
+        <w:rPr>
+          <w:lang w:val="en_US" w:bidi="en_US"/>
+        </w:rPr>
+        <w:t>2:6–20</w:t>
+      </w:r>
       <w:r>
         <w:rPr>
           <w:lang w:val="en_US" w:bidi="en_US"/>
@@ -1215,90 +1035,60 @@
         </w:rPr>
         <w:t>Many scholars date the book to the time of King Jehoiakim, who ruled from 609 to 598 BC. Jehoiakim had an evil character and did evil things (</w:t>
       </w:r>
-      <w:hyperlink r:id="rId39">
-        <w:r>
-          <w:rPr>
-            <w:lang w:val="en_US" w:bidi="en_US"/>
-          </w:rPr>
-          <w:rPr>
-            <w:color w:val="0000EE"/>
-            <w:u w:val="single"/>
-          </w:rPr>
-          <w:t>2 Kings 24:1–3</w:t>
-        </w:r>
-      </w:hyperlink>
+      <w:r>
+        <w:rPr>
+          <w:lang w:val="en_US" w:bidi="en_US"/>
+        </w:rPr>
+        <w:t>2 Kings 24:1–3</w:t>
+      </w:r>
       <w:r>
         <w:rPr>
           <w:lang w:val="en_US" w:bidi="en_US"/>
         </w:rPr>
         <w:t>). Because of this, prophets spoke against him (</w:t>
       </w:r>
-      <w:hyperlink r:id="rId40">
-        <w:r>
-          <w:rPr>
-            <w:lang w:val="en_US" w:bidi="en_US"/>
-          </w:rPr>
-          <w:rPr>
-            <w:color w:val="0000EE"/>
-            <w:u w:val="single"/>
-          </w:rPr>
-          <w:t>Jeremiah 22:18–19</w:t>
-        </w:r>
-      </w:hyperlink>
+      <w:r>
+        <w:rPr>
+          <w:lang w:val="en_US" w:bidi="en_US"/>
+        </w:rPr>
+        <w:t>Jeremiah 22:18–19</w:t>
+      </w:r>
       <w:r>
         <w:rPr>
           <w:lang w:val="en_US" w:bidi="en_US"/>
         </w:rPr>
         <w:t xml:space="preserve">; </w:t>
       </w:r>
-      <w:hyperlink r:id="rId41">
-        <w:r>
-          <w:rPr>
-            <w:lang w:val="en_US" w:bidi="en_US"/>
-          </w:rPr>
-          <w:rPr>
-            <w:color w:val="0000EE"/>
-            <w:u w:val="single"/>
-          </w:rPr>
-          <w:t>26:3–6</w:t>
-        </w:r>
-      </w:hyperlink>
+      <w:r>
+        <w:rPr>
+          <w:lang w:val="en_US" w:bidi="en_US"/>
+        </w:rPr>
+        <w:t>26:3–6</w:t>
+      </w:r>
       <w:r>
         <w:rPr>
           <w:lang w:val="en_US" w:bidi="en_US"/>
         </w:rPr>
         <w:t xml:space="preserve">; </w:t>
       </w:r>
-      <w:hyperlink r:id="rId42">
-        <w:r>
-          <w:rPr>
-            <w:lang w:val="en_US" w:bidi="en_US"/>
-          </w:rPr>
-          <w:rPr>
-            <w:color w:val="0000EE"/>
-            <w:u w:val="single"/>
-          </w:rPr>
-          <w:t>36:27–32</w:t>
-        </w:r>
-      </w:hyperlink>
+      <w:r>
+        <w:rPr>
+          <w:lang w:val="en_US" w:bidi="en_US"/>
+        </w:rPr>
+        <w:t>36:27–32</w:t>
+      </w:r>
       <w:r>
         <w:rPr>
           <w:lang w:val="en_US" w:bidi="en_US"/>
         </w:rPr>
         <w:t>). During his rule, Babylon also threatened to invade Judah (</w:t>
       </w:r>
-      <w:hyperlink r:id="rId43">
-        <w:r>
-          <w:rPr>
-            <w:lang w:val="en_US" w:bidi="en_US"/>
-          </w:rPr>
-          <w:rPr>
-            <w:color w:val="0000EE"/>
-            <w:u w:val="single"/>
-          </w:rPr>
-          <w:t>Jeremiah 25</w:t>
-        </w:r>
-      </w:hyperlink>
+      <w:r>
+        <w:rPr>
+          <w:lang w:val="en_US" w:bidi="en_US"/>
+        </w:rPr>
+        <w:t>Jeremiah 25</w:t>
+      </w:r>
       <w:r>
         <w:rPr>
           <w:lang w:val="en_US" w:bidi="en_US"/>
@@ -1323,18 +1113,12 @@
         </w:rPr>
         <w:t>Others date the book to the early years of King Josiah, who ruled from 640 to 609 BC. Before the Book of the Law was found in 622 BC, Josiah had to deal with widespread apostasy in Judah (</w:t>
       </w:r>
-      <w:hyperlink r:id="rId44">
-        <w:r>
-          <w:rPr>
-            <w:lang w:val="en_US" w:bidi="en_US"/>
-          </w:rPr>
-          <w:rPr>
-            <w:color w:val="0000EE"/>
-            <w:u w:val="single"/>
-          </w:rPr>
-          <w:t>2 Chronicles 34:1–7</w:t>
-        </w:r>
-      </w:hyperlink>
+      <w:r>
+        <w:rPr>
+          <w:lang w:val="en_US" w:bidi="en_US"/>
+        </w:rPr>
+        <w:t>2 Chronicles 34:1–7</w:t>
+      </w:r>
       <w:r>
         <w:rPr>
           <w:lang w:val="en_US" w:bidi="en_US"/>
@@ -1359,90 +1143,60 @@
         </w:rPr>
         <w:t>Others support the traditional Jewish view. This view says that Habakkuk lived during Manasseh’s independent rule from 686 to 642 BC. Manasseh was very wicked (</w:t>
       </w:r>
-      <w:hyperlink r:id="rId45">
-        <w:r>
-          <w:rPr>
-            <w:lang w:val="en_US" w:bidi="en_US"/>
-          </w:rPr>
-          <w:rPr>
-            <w:color w:val="0000EE"/>
-            <w:u w:val="single"/>
-          </w:rPr>
-          <w:t>2 Kings 21:16–17</w:t>
-        </w:r>
-      </w:hyperlink>
+      <w:r>
+        <w:rPr>
+          <w:lang w:val="en_US" w:bidi="en_US"/>
+        </w:rPr>
+        <w:t>2 Kings 21:16–17</w:t>
+      </w:r>
       <w:r>
         <w:rPr>
           <w:lang w:val="en_US" w:bidi="en_US"/>
         </w:rPr>
         <w:t>). He brought back Canaanite worship and pagan practices, which were religious practices that did not honor the God of Israel (</w:t>
       </w:r>
-      <w:hyperlink r:id="rId46">
-        <w:r>
-          <w:rPr>
-            <w:lang w:val="en_US" w:bidi="en_US"/>
-          </w:rPr>
-          <w:rPr>
-            <w:color w:val="0000EE"/>
-            <w:u w:val="single"/>
-          </w:rPr>
-          <w:t>2 Kings 21:1–11</w:t>
-        </w:r>
-      </w:hyperlink>
+      <w:r>
+        <w:rPr>
+          <w:lang w:val="en_US" w:bidi="en_US"/>
+        </w:rPr>
+        <w:t>2 Kings 21:1–11</w:t>
+      </w:r>
       <w:r>
         <w:rPr>
           <w:lang w:val="en_US" w:bidi="en_US"/>
         </w:rPr>
         <w:t xml:space="preserve">; </w:t>
       </w:r>
-      <w:hyperlink r:id="rId47">
-        <w:r>
-          <w:rPr>
-            <w:lang w:val="en_US" w:bidi="en_US"/>
-          </w:rPr>
-          <w:rPr>
-            <w:color w:val="0000EE"/>
-            <w:u w:val="single"/>
-          </w:rPr>
-          <w:t>2 Chronicles 33:1–9</w:t>
-        </w:r>
-      </w:hyperlink>
+      <w:r>
+        <w:rPr>
+          <w:lang w:val="en_US" w:bidi="en_US"/>
+        </w:rPr>
+        <w:t>2 Chronicles 33:1–9</w:t>
+      </w:r>
       <w:r>
         <w:rPr>
           <w:lang w:val="en_US" w:bidi="en_US"/>
         </w:rPr>
         <w:t xml:space="preserve">, </w:t>
       </w:r>
-      <w:hyperlink r:id="rId48">
-        <w:r>
-          <w:rPr>
-            <w:lang w:val="en_US" w:bidi="en_US"/>
-          </w:rPr>
-          <w:rPr>
-            <w:color w:val="0000EE"/>
-            <w:u w:val="single"/>
-          </w:rPr>
-          <w:t>19–20</w:t>
-        </w:r>
-      </w:hyperlink>
+      <w:r>
+        <w:rPr>
+          <w:lang w:val="en_US" w:bidi="en_US"/>
+        </w:rPr>
+        <w:t>19–20</w:t>
+      </w:r>
       <w:r>
         <w:rPr>
           <w:lang w:val="en_US" w:bidi="en_US"/>
         </w:rPr>
         <w:t>). Because of this, God announced that Judah would be judged (</w:t>
       </w:r>
-      <w:hyperlink r:id="rId49">
-        <w:r>
-          <w:rPr>
-            <w:lang w:val="en_US" w:bidi="en_US"/>
-          </w:rPr>
-          <w:rPr>
-            <w:color w:val="0000EE"/>
-            <w:u w:val="single"/>
-          </w:rPr>
-          <w:t>2 Kings 21:12–15</w:t>
-        </w:r>
-      </w:hyperlink>
+      <w:r>
+        <w:rPr>
+          <w:lang w:val="en_US" w:bidi="en_US"/>
+        </w:rPr>
+        <w:t>2 Kings 21:12–15</w:t>
+      </w:r>
       <w:r>
         <w:rPr>
           <w:lang w:val="en_US" w:bidi="en_US"/>
@@ -1502,36 +1256,24 @@
         </w:rPr>
         <w:t xml:space="preserve"> God sees and cares deeply about what happens on earth. People may not always see what God is doing. But God is still ruling over all things. In the end, he will bring everything to a right and just end (</w:t>
       </w:r>
-      <w:hyperlink r:id="rId50">
-        <w:r>
-          <w:rPr>
-            <w:lang w:val="en_US" w:bidi="en_US"/>
-          </w:rPr>
-          <w:rPr>
-            <w:color w:val="0000EE"/>
-            <w:u w:val="single"/>
-          </w:rPr>
-          <w:t>Habakkuk 2:2–3</w:t>
-        </w:r>
-      </w:hyperlink>
+      <w:r>
+        <w:rPr>
+          <w:lang w:val="en_US" w:bidi="en_US"/>
+        </w:rPr>
+        <w:t>Habakkuk 2:2–3</w:t>
+      </w:r>
       <w:r>
         <w:rPr>
           <w:lang w:val="en_US" w:bidi="en_US"/>
         </w:rPr>
         <w:t xml:space="preserve">, </w:t>
       </w:r>
-      <w:hyperlink r:id="rId51">
-        <w:r>
-          <w:rPr>
-            <w:lang w:val="en_US" w:bidi="en_US"/>
-          </w:rPr>
-          <w:rPr>
-            <w:color w:val="0000EE"/>
-            <w:u w:val="single"/>
-          </w:rPr>
-          <w:t>14</w:t>
-        </w:r>
-      </w:hyperlink>
+      <w:r>
+        <w:rPr>
+          <w:lang w:val="en_US" w:bidi="en_US"/>
+        </w:rPr>
+        <w:t>14</w:t>
+      </w:r>
       <w:r>
         <w:rPr>
           <w:lang w:val="en_US" w:bidi="en_US"/>
@@ -1552,18 +1294,12 @@
         </w:rPr>
         <w:t xml:space="preserve">The Babylonians trusted the power that had made them rich and strong. God’s charges against them remind readers to worship only God (compare </w:t>
       </w:r>
-      <w:hyperlink r:id="rId52">
-        <w:r>
-          <w:rPr>
-            <w:lang w:val="en_US" w:bidi="en_US"/>
-          </w:rPr>
-          <w:rPr>
-            <w:color w:val="0000EE"/>
-            <w:u w:val="single"/>
-          </w:rPr>
-          <w:t>1 John 5:21</w:t>
-        </w:r>
-      </w:hyperlink>
+      <w:r>
+        <w:rPr>
+          <w:lang w:val="en_US" w:bidi="en_US"/>
+        </w:rPr>
+        <w:t>1 John 5:21</w:t>
+      </w:r>
       <w:r>
         <w:rPr>
           <w:lang w:val="en_US" w:bidi="en_US"/>
@@ -1584,162 +1320,108 @@
         </w:rPr>
         <w:t>God’s message to Habakkuk also emphasizes that the believer’s holy life of faith and faithfulness must reproduce God’s ethical standards (</w:t>
       </w:r>
-      <w:hyperlink r:id="rId53">
-        <w:r>
-          <w:rPr>
-            <w:lang w:val="en_US" w:bidi="en_US"/>
-          </w:rPr>
-          <w:rPr>
-            <w:color w:val="0000EE"/>
-            <w:u w:val="single"/>
-          </w:rPr>
-          <w:t>Habakkuk 1:12</w:t>
-        </w:r>
-      </w:hyperlink>
+      <w:r>
+        <w:rPr>
+          <w:lang w:val="en_US" w:bidi="en_US"/>
+        </w:rPr>
+        <w:t>Habakkuk 1:12</w:t>
+      </w:r>
       <w:r>
         <w:rPr>
           <w:lang w:val="en_US" w:bidi="en_US"/>
         </w:rPr>
         <w:t xml:space="preserve">; </w:t>
       </w:r>
-      <w:hyperlink r:id="rId54">
-        <w:r>
-          <w:rPr>
-            <w:lang w:val="en_US" w:bidi="en_US"/>
-          </w:rPr>
-          <w:rPr>
-            <w:color w:val="0000EE"/>
-            <w:u w:val="single"/>
-          </w:rPr>
-          <w:t>2:4</w:t>
-        </w:r>
-      </w:hyperlink>
+      <w:r>
+        <w:rPr>
+          <w:lang w:val="en_US" w:bidi="en_US"/>
+        </w:rPr>
+        <w:t>2:4</w:t>
+      </w:r>
       <w:r>
         <w:rPr>
           <w:lang w:val="en_US" w:bidi="en_US"/>
         </w:rPr>
         <w:t>). Those who trust God and serve God can rejoice in God (</w:t>
       </w:r>
-      <w:hyperlink r:id="rId55">
-        <w:r>
-          <w:rPr>
-            <w:lang w:val="en_US" w:bidi="en_US"/>
-          </w:rPr>
-          <w:rPr>
-            <w:color w:val="0000EE"/>
-            <w:u w:val="single"/>
-          </w:rPr>
-          <w:t>3:18</w:t>
-        </w:r>
-      </w:hyperlink>
+      <w:r>
+        <w:rPr>
+          <w:lang w:val="en_US" w:bidi="en_US"/>
+        </w:rPr>
+        <w:t>3:18</w:t>
+      </w:r>
       <w:r>
         <w:rPr>
           <w:lang w:val="en_US" w:bidi="en_US"/>
         </w:rPr>
         <w:t xml:space="preserve">; </w:t>
       </w:r>
-      <w:hyperlink r:id="rId56">
-        <w:r>
-          <w:rPr>
-            <w:lang w:val="en_US" w:bidi="en_US"/>
-          </w:rPr>
-          <w:rPr>
-            <w:color w:val="0000EE"/>
-            <w:u w:val="single"/>
-          </w:rPr>
-          <w:t>Philippians 4:4</w:t>
-        </w:r>
-      </w:hyperlink>
+      <w:r>
+        <w:rPr>
+          <w:lang w:val="en_US" w:bidi="en_US"/>
+        </w:rPr>
+        <w:t>Philippians 4:4</w:t>
+      </w:r>
       <w:r>
         <w:rPr>
           <w:lang w:val="en_US" w:bidi="en_US"/>
         </w:rPr>
         <w:t>). They can remain faithful in every situation, even when life is hard (</w:t>
       </w:r>
-      <w:hyperlink r:id="rId57">
-        <w:r>
-          <w:rPr>
-            <w:lang w:val="en_US" w:bidi="en_US"/>
-          </w:rPr>
-          <w:rPr>
-            <w:color w:val="0000EE"/>
-            <w:u w:val="single"/>
-          </w:rPr>
-          <w:t>Habakkuk 2:20</w:t>
-        </w:r>
-      </w:hyperlink>
+      <w:r>
+        <w:rPr>
+          <w:lang w:val="en_US" w:bidi="en_US"/>
+        </w:rPr>
+        <w:t>Habakkuk 2:20</w:t>
+      </w:r>
       <w:r>
         <w:rPr>
           <w:lang w:val="en_US" w:bidi="en_US"/>
         </w:rPr>
         <w:t xml:space="preserve">; </w:t>
       </w:r>
-      <w:hyperlink r:id="rId31">
-        <w:r>
-          <w:rPr>
-            <w:lang w:val="en_US" w:bidi="en_US"/>
-          </w:rPr>
-          <w:rPr>
-            <w:color w:val="0000EE"/>
-            <w:u w:val="single"/>
-          </w:rPr>
-          <w:t>3:16–19</w:t>
-        </w:r>
-      </w:hyperlink>
+      <w:r>
+        <w:rPr>
+          <w:lang w:val="en_US" w:bidi="en_US"/>
+        </w:rPr>
+        <w:t>3:16–19</w:t>
+      </w:r>
       <w:r>
         <w:rPr>
           <w:lang w:val="en_US" w:bidi="en_US"/>
         </w:rPr>
         <w:t xml:space="preserve">; see also </w:t>
       </w:r>
-      <w:hyperlink r:id="rId58">
-        <w:r>
-          <w:rPr>
-            <w:lang w:val="en_US" w:bidi="en_US"/>
-          </w:rPr>
-          <w:rPr>
-            <w:color w:val="0000EE"/>
-            <w:u w:val="single"/>
-          </w:rPr>
-          <w:t>Romans 1:16–17</w:t>
-        </w:r>
-      </w:hyperlink>
+      <w:r>
+        <w:rPr>
+          <w:lang w:val="en_US" w:bidi="en_US"/>
+        </w:rPr>
+        <w:t>Romans 1:16–17</w:t>
+      </w:r>
       <w:r>
         <w:rPr>
           <w:lang w:val="en_US" w:bidi="en_US"/>
         </w:rPr>
         <w:t xml:space="preserve">; </w:t>
       </w:r>
-      <w:hyperlink r:id="rId59">
-        <w:r>
-          <w:rPr>
-            <w:lang w:val="en_US" w:bidi="en_US"/>
-          </w:rPr>
-          <w:rPr>
-            <w:color w:val="0000EE"/>
-            <w:u w:val="single"/>
-          </w:rPr>
-          <w:t>Galatians 3:11</w:t>
-        </w:r>
-      </w:hyperlink>
+      <w:r>
+        <w:rPr>
+          <w:lang w:val="en_US" w:bidi="en_US"/>
+        </w:rPr>
+        <w:t>Galatians 3:11</w:t>
+      </w:r>
       <w:r>
         <w:rPr>
           <w:lang w:val="en_US" w:bidi="en_US"/>
         </w:rPr>
         <w:t xml:space="preserve">; </w:t>
       </w:r>
-      <w:hyperlink r:id="rId60">
-        <w:r>
-          <w:rPr>
-            <w:lang w:val="en_US" w:bidi="en_US"/>
-          </w:rPr>
-          <w:rPr>
-            <w:color w:val="0000EE"/>
-            <w:u w:val="single"/>
-          </w:rPr>
-          <w:t>Hebrews 10:35–39</w:t>
-        </w:r>
-      </w:hyperlink>
+      <w:r>
+        <w:rPr>
+          <w:lang w:val="en_US" w:bidi="en_US"/>
+        </w:rPr>
+        <w:t>Hebrews 10:35–39</w:t>
+      </w:r>
       <w:r>
         <w:rPr>
           <w:lang w:val="en_US" w:bidi="en_US"/>
